--- a/Report/Support_Doc/Udp 구조.docx
+++ b/Report/Support_Doc/Udp 구조.docx
@@ -105,7 +105,6 @@
     <w:p>
       <w:pPr>
         <w:rPr>
-          <w:rFonts w:hint="eastAsia"/>
           <w:sz w:val="30"/>
           <w:szCs w:val="30"/>
         </w:rPr>
@@ -151,7 +150,6 @@
       <w:pPr>
         <w:ind w:firstLine="800"/>
         <w:rPr>
-          <w:rFonts w:hint="eastAsia"/>
           <w:szCs w:val="22"/>
         </w:rPr>
       </w:pPr>
@@ -186,7 +184,6 @@
     <w:p>
       <w:pPr>
         <w:rPr>
-          <w:rFonts w:hint="eastAsia"/>
           <w:szCs w:val="22"/>
         </w:rPr>
       </w:pPr>
@@ -201,21 +198,7 @@
           <w:rFonts w:hint="eastAsia"/>
           <w:szCs w:val="22"/>
         </w:rPr>
-        <w:t xml:space="preserve">오브젝트id, </w:t>
-      </w:r>
-      <w:r>
-        <w:rPr>
-          <w:rFonts w:hint="eastAsia"/>
-          <w:szCs w:val="22"/>
-        </w:rPr>
-        <w:t>x좌표, y좌표</w:t>
-      </w:r>
-      <w:r>
-        <w:rPr>
-          <w:rFonts w:hint="eastAsia"/>
-          <w:szCs w:val="22"/>
-        </w:rPr>
-        <w:t xml:space="preserve">, </w:t>
+        <w:t xml:space="preserve">오브젝트id, x좌표, y좌표, </w:t>
       </w:r>
       <w:proofErr w:type="spellStart"/>
       <w:r>
@@ -245,7 +228,6 @@
     <w:p>
       <w:pPr>
         <w:rPr>
-          <w:rFonts w:hint="eastAsia"/>
           <w:szCs w:val="22"/>
         </w:rPr>
       </w:pPr>
@@ -307,7 +289,6 @@
     <w:p>
       <w:pPr>
         <w:rPr>
-          <w:rFonts w:hint="eastAsia"/>
           <w:szCs w:val="22"/>
         </w:rPr>
       </w:pPr>
@@ -402,7 +383,6 @@
     <w:p>
       <w:pPr>
         <w:rPr>
-          <w:rFonts w:hint="eastAsia"/>
           <w:szCs w:val="22"/>
         </w:rPr>
       </w:pPr>
@@ -418,14 +398,7 @@
           <w:rFonts w:hint="eastAsia"/>
           <w:szCs w:val="22"/>
         </w:rPr>
-        <w:t xml:space="preserve"> </w:t>
-      </w:r>
-      <w:r>
-        <w:rPr>
-          <w:rFonts w:hint="eastAsia"/>
-          <w:szCs w:val="22"/>
-        </w:rPr>
-        <w:t>(</w:t>
+        <w:t xml:space="preserve"> (</w:t>
       </w:r>
       <w:r>
         <w:rPr>
@@ -438,28 +411,21 @@
           <w:rFonts w:hint="eastAsia"/>
           <w:szCs w:val="22"/>
         </w:rPr>
+        <w:t>), (</w:t>
+      </w:r>
+      <w:r>
+        <w:rPr>
+          <w:szCs w:val="22"/>
+        </w:rPr>
+        <w:t>UDP_CLASSDATA</w:t>
+      </w:r>
+      <w:r>
+        <w:rPr>
+          <w:rFonts w:hint="eastAsia"/>
+          <w:szCs w:val="22"/>
+        </w:rPr>
         <w:t>)</w:t>
       </w:r>
-      <w:r>
-        <w:rPr>
-          <w:rFonts w:hint="eastAsia"/>
-          <w:szCs w:val="22"/>
-        </w:rPr>
-        <w:t>, (</w:t>
-      </w:r>
-      <w:r>
-        <w:rPr>
-          <w:szCs w:val="22"/>
-        </w:rPr>
-        <w:t>UDP_CLASSDATA</w:t>
-      </w:r>
-      <w:r>
-        <w:rPr>
-          <w:rFonts w:hint="eastAsia"/>
-          <w:szCs w:val="22"/>
-        </w:rPr>
-        <w:t>)</w:t>
-      </w:r>
     </w:p>
     <w:p>
       <w:pPr>
@@ -479,14 +445,7 @@
           <w:rFonts w:hint="eastAsia"/>
           <w:szCs w:val="22"/>
         </w:rPr>
-        <w:t xml:space="preserve"> </w:t>
-      </w:r>
-      <w:r>
-        <w:rPr>
-          <w:rFonts w:hint="eastAsia"/>
-          <w:szCs w:val="22"/>
-        </w:rPr>
-        <w:t>(</w:t>
+        <w:t xml:space="preserve"> (</w:t>
       </w:r>
       <w:r>
         <w:rPr>
@@ -609,7 +568,7 @@
           <w:sz w:val="30"/>
           <w:szCs w:val="30"/>
         </w:rPr>
-        <w:t xml:space="preserve">클라이언트가 사용하는 </w:t>
+        <w:t xml:space="preserve">클라이언트가 </w:t>
       </w:r>
       <w:r>
         <w:rPr>
@@ -617,7 +576,7 @@
           <w:sz w:val="30"/>
           <w:szCs w:val="30"/>
         </w:rPr>
-        <w:t>함수</w:t>
+        <w:t>요구하는 기능</w:t>
       </w:r>
     </w:p>
     <w:p>
@@ -638,21 +597,34 @@
         <w:rPr>
           <w:szCs w:val="22"/>
         </w:rPr>
-        <w:t>DetectInput</w:t>
+        <w:t>바우스</w:t>
       </w:r>
       <w:proofErr w:type="spellEnd"/>
       <w:r>
         <w:rPr>
           <w:szCs w:val="22"/>
         </w:rPr>
-        <w:t>()</w:t>
-      </w:r>
-      <w:r>
-        <w:rPr>
-          <w:rFonts w:hint="eastAsia"/>
-          <w:szCs w:val="22"/>
-        </w:rPr>
-        <w:t xml:space="preserve">: </w:t>
+        <w:t xml:space="preserve"> 이동 입력 감지</w:t>
+      </w:r>
+    </w:p>
+    <w:p>
+      <w:pPr>
+        <w:rPr>
+          <w:szCs w:val="22"/>
+        </w:rPr>
+      </w:pPr>
+      <w:r>
+        <w:rPr>
+          <w:rFonts w:hint="eastAsia"/>
+          <w:szCs w:val="22"/>
+        </w:rPr>
+        <w:t xml:space="preserve">2. </w:t>
+      </w:r>
+      <w:r>
+        <w:rPr>
+          <w:szCs w:val="22"/>
+        </w:rPr>
+        <w:t xml:space="preserve">입력에 따라 로컬 </w:t>
       </w:r>
       <w:proofErr w:type="spellStart"/>
       <w:r>
@@ -666,116 +638,40 @@
         <w:rPr>
           <w:szCs w:val="22"/>
         </w:rPr>
-        <w:t xml:space="preserve"> 이동 입력 감지</w:t>
-      </w:r>
-    </w:p>
-    <w:p>
-      <w:pPr>
-        <w:rPr>
-          <w:szCs w:val="22"/>
-        </w:rPr>
-      </w:pPr>
-      <w:r>
-        <w:rPr>
-          <w:rFonts w:hint="eastAsia"/>
-          <w:szCs w:val="22"/>
-        </w:rPr>
-        <w:t xml:space="preserve">2. </w:t>
+        <w:t xml:space="preserve"> 좌표 갱신</w:t>
+      </w:r>
+    </w:p>
+    <w:p>
+      <w:pPr>
+        <w:rPr>
+          <w:szCs w:val="22"/>
+        </w:rPr>
+      </w:pPr>
+      <w:r>
+        <w:rPr>
+          <w:rFonts w:hint="eastAsia"/>
+          <w:szCs w:val="22"/>
+        </w:rPr>
+        <w:t xml:space="preserve">3. </w:t>
+      </w:r>
+      <w:r>
+        <w:rPr>
+          <w:szCs w:val="22"/>
+        </w:rPr>
+        <w:t xml:space="preserve">자신의 </w:t>
       </w:r>
       <w:proofErr w:type="spellStart"/>
       <w:r>
         <w:rPr>
           <w:szCs w:val="22"/>
         </w:rPr>
-        <w:t>UpdateLocalPaddle</w:t>
+        <w:t>바우스</w:t>
       </w:r>
       <w:proofErr w:type="spellEnd"/>
       <w:r>
         <w:rPr>
           <w:szCs w:val="22"/>
         </w:rPr>
-        <w:t>()</w:t>
-      </w:r>
-      <w:r>
-        <w:rPr>
-          <w:rFonts w:hint="eastAsia"/>
-          <w:szCs w:val="22"/>
-        </w:rPr>
-        <w:t xml:space="preserve">: </w:t>
-      </w:r>
-      <w:r>
-        <w:rPr>
-          <w:szCs w:val="22"/>
-        </w:rPr>
-        <w:t xml:space="preserve">입력에 따라 로컬 </w:t>
-      </w:r>
-      <w:proofErr w:type="spellStart"/>
-      <w:r>
-        <w:rPr>
-          <w:szCs w:val="22"/>
-        </w:rPr>
-        <w:t>바우스</w:t>
-      </w:r>
-      <w:proofErr w:type="spellEnd"/>
-      <w:r>
-        <w:rPr>
-          <w:szCs w:val="22"/>
-        </w:rPr>
-        <w:t xml:space="preserve"> 좌표 갱신</w:t>
-      </w:r>
-    </w:p>
-    <w:p>
-      <w:pPr>
-        <w:rPr>
-          <w:szCs w:val="22"/>
-        </w:rPr>
-      </w:pPr>
-      <w:r>
-        <w:rPr>
-          <w:rFonts w:hint="eastAsia"/>
-          <w:szCs w:val="22"/>
-        </w:rPr>
-        <w:t xml:space="preserve">3. </w:t>
-      </w:r>
-      <w:proofErr w:type="spellStart"/>
-      <w:r>
-        <w:rPr>
-          <w:szCs w:val="22"/>
-        </w:rPr>
-        <w:t>SendPaddlePosition</w:t>
-      </w:r>
-      <w:proofErr w:type="spellEnd"/>
-      <w:r>
-        <w:rPr>
-          <w:szCs w:val="22"/>
-        </w:rPr>
-        <w:t>()</w:t>
-      </w:r>
-      <w:r>
-        <w:rPr>
-          <w:rFonts w:hint="eastAsia"/>
-          <w:szCs w:val="22"/>
-        </w:rPr>
-        <w:t xml:space="preserve">: </w:t>
-      </w:r>
-      <w:r>
-        <w:rPr>
-          <w:szCs w:val="22"/>
-        </w:rPr>
-        <w:t xml:space="preserve">자신의 </w:t>
-      </w:r>
-      <w:proofErr w:type="spellStart"/>
-      <w:r>
-        <w:rPr>
-          <w:szCs w:val="22"/>
-        </w:rPr>
-        <w:t>바우스</w:t>
-      </w:r>
-      <w:proofErr w:type="spellEnd"/>
-      <w:r>
-        <w:rPr>
-          <w:szCs w:val="22"/>
-        </w:rPr>
         <w:t xml:space="preserve"> 좌표를 UDP_ONLYPOS로 서버에 전송</w:t>
       </w:r>
     </w:p>
@@ -792,27 +688,6 @@
         </w:rPr>
         <w:t xml:space="preserve">4. </w:t>
       </w:r>
-      <w:proofErr w:type="spellStart"/>
-      <w:r>
-        <w:rPr>
-          <w:szCs w:val="22"/>
-        </w:rPr>
-        <w:t>ClientReceiveLoop</w:t>
-      </w:r>
-      <w:proofErr w:type="spellEnd"/>
-      <w:r>
-        <w:rPr>
-          <w:szCs w:val="22"/>
-        </w:rPr>
-        <w:t>()</w:t>
-      </w:r>
-      <w:r>
-        <w:rPr>
-          <w:rFonts w:hint="eastAsia"/>
-          <w:szCs w:val="22"/>
-        </w:rPr>
-        <w:t xml:space="preserve">: </w:t>
-      </w:r>
       <w:r>
         <w:rPr>
           <w:szCs w:val="22"/>
@@ -833,27 +708,6 @@
         </w:rPr>
         <w:t xml:space="preserve">5. </w:t>
       </w:r>
-      <w:proofErr w:type="spellStart"/>
-      <w:r>
-        <w:rPr>
-          <w:szCs w:val="22"/>
-        </w:rPr>
-        <w:t>ApplyObjectPosition</w:t>
-      </w:r>
-      <w:proofErr w:type="spellEnd"/>
-      <w:r>
-        <w:rPr>
-          <w:szCs w:val="22"/>
-        </w:rPr>
-        <w:t>()</w:t>
-      </w:r>
-      <w:r>
-        <w:rPr>
-          <w:rFonts w:hint="eastAsia"/>
-          <w:szCs w:val="22"/>
-        </w:rPr>
-        <w:t xml:space="preserve">: </w:t>
-      </w:r>
       <w:r>
         <w:rPr>
           <w:szCs w:val="22"/>
@@ -873,27 +727,6 @@
           <w:szCs w:val="22"/>
         </w:rPr>
         <w:t xml:space="preserve">6. </w:t>
-      </w:r>
-      <w:proofErr w:type="spellStart"/>
-      <w:r>
-        <w:rPr>
-          <w:szCs w:val="22"/>
-        </w:rPr>
-        <w:t>ApplyObjectClassData</w:t>
-      </w:r>
-      <w:proofErr w:type="spellEnd"/>
-      <w:r>
-        <w:rPr>
-          <w:szCs w:val="22"/>
-        </w:rPr>
-        <w:t>()</w:t>
-      </w:r>
-      <w:r>
-        <w:rPr>
-          <w:rFonts w:hint="eastAsia"/>
-          <w:szCs w:val="22"/>
-        </w:rPr>
-        <w:t xml:space="preserve">: </w:t>
       </w:r>
       <w:r>
         <w:rPr>
@@ -938,180 +771,268 @@
         </w:rPr>
         <w:t xml:space="preserve">1. </w:t>
       </w:r>
+      <w:r>
+        <w:rPr>
+          <w:szCs w:val="22"/>
+        </w:rPr>
+        <w:t>클라이언트 A, B의 좌표 패킷 수신</w:t>
+      </w:r>
+    </w:p>
+    <w:p>
+      <w:pPr>
+        <w:rPr>
+          <w:szCs w:val="22"/>
+        </w:rPr>
+      </w:pPr>
+      <w:r>
+        <w:rPr>
+          <w:rFonts w:hint="eastAsia"/>
+          <w:szCs w:val="22"/>
+        </w:rPr>
+        <w:t xml:space="preserve">2. </w:t>
+      </w:r>
+      <w:r>
+        <w:rPr>
+          <w:szCs w:val="22"/>
+        </w:rPr>
+        <w:t xml:space="preserve">수신한 좌표를 서버의 </w:t>
+      </w:r>
       <w:proofErr w:type="spellStart"/>
       <w:r>
         <w:rPr>
           <w:szCs w:val="22"/>
         </w:rPr>
-        <w:t>ServerReceiveLoop</w:t>
+        <w:t>바우스에</w:t>
       </w:r>
       <w:proofErr w:type="spellEnd"/>
       <w:r>
         <w:rPr>
           <w:szCs w:val="22"/>
         </w:rPr>
-        <w:t>()</w:t>
-      </w:r>
-      <w:r>
-        <w:rPr>
-          <w:rFonts w:hint="eastAsia"/>
-          <w:szCs w:val="22"/>
-        </w:rPr>
-        <w:t xml:space="preserve">: </w:t>
-      </w:r>
-      <w:r>
-        <w:rPr>
-          <w:szCs w:val="22"/>
-        </w:rPr>
-        <w:t>클라이언트 A, B의 좌표 패킷 수신</w:t>
-      </w:r>
-    </w:p>
-    <w:p>
-      <w:pPr>
-        <w:rPr>
-          <w:szCs w:val="22"/>
-        </w:rPr>
-      </w:pPr>
-      <w:r>
-        <w:rPr>
-          <w:rFonts w:hint="eastAsia"/>
-          <w:szCs w:val="22"/>
-        </w:rPr>
-        <w:t xml:space="preserve">2. </w:t>
+        <w:t xml:space="preserve"> 적용</w:t>
+      </w:r>
+    </w:p>
+    <w:p>
+      <w:pPr>
+        <w:rPr>
+          <w:szCs w:val="22"/>
+        </w:rPr>
+      </w:pPr>
+      <w:r>
+        <w:rPr>
+          <w:rFonts w:hint="eastAsia"/>
+          <w:szCs w:val="22"/>
+        </w:rPr>
+        <w:t xml:space="preserve">3. </w:t>
+      </w:r>
+      <w:r>
+        <w:rPr>
+          <w:szCs w:val="22"/>
+        </w:rPr>
+        <w:t>서버 게임 월드 업데이트</w:t>
+      </w:r>
+    </w:p>
+    <w:p>
+      <w:pPr>
+        <w:rPr>
+          <w:szCs w:val="22"/>
+        </w:rPr>
+      </w:pPr>
+      <w:r>
+        <w:rPr>
+          <w:rFonts w:hint="eastAsia"/>
+          <w:szCs w:val="22"/>
+        </w:rPr>
+        <w:t xml:space="preserve">4. </w:t>
+      </w:r>
+      <w:r>
+        <w:rPr>
+          <w:szCs w:val="22"/>
+        </w:rPr>
+        <w:t xml:space="preserve">좌표가 변경된 오브젝트 ID를 </w:t>
       </w:r>
       <w:proofErr w:type="spellStart"/>
       <w:r>
         <w:rPr>
           <w:szCs w:val="22"/>
         </w:rPr>
-        <w:t>UpdatePaddlePosition</w:t>
+        <w:t>positionChangedVector</w:t>
       </w:r>
       <w:proofErr w:type="spellEnd"/>
       <w:r>
         <w:rPr>
           <w:szCs w:val="22"/>
         </w:rPr>
-        <w:t>()</w:t>
-      </w:r>
-      <w:r>
-        <w:rPr>
-          <w:rFonts w:hint="eastAsia"/>
-          <w:szCs w:val="22"/>
-        </w:rPr>
-        <w:t xml:space="preserve">: </w:t>
-      </w:r>
-      <w:r>
-        <w:rPr>
-          <w:szCs w:val="22"/>
-        </w:rPr>
-        <w:t xml:space="preserve">수신한 좌표를 서버의 </w:t>
+        <w:t>에 저장</w:t>
+      </w:r>
+    </w:p>
+    <w:p>
+      <w:pPr>
+        <w:rPr>
+          <w:szCs w:val="22"/>
+        </w:rPr>
+      </w:pPr>
+      <w:r>
+        <w:rPr>
+          <w:rFonts w:hint="eastAsia"/>
+          <w:szCs w:val="22"/>
+        </w:rPr>
+        <w:t xml:space="preserve">5. </w:t>
+      </w:r>
+      <w:r>
+        <w:rPr>
+          <w:szCs w:val="22"/>
+        </w:rPr>
+        <w:t xml:space="preserve">상태가 변경된 오브젝트 ID를 </w:t>
       </w:r>
       <w:proofErr w:type="spellStart"/>
       <w:r>
         <w:rPr>
           <w:szCs w:val="22"/>
         </w:rPr>
-        <w:t>바우스에</w:t>
+        <w:t>stateChangedVector</w:t>
       </w:r>
       <w:proofErr w:type="spellEnd"/>
       <w:r>
         <w:rPr>
           <w:szCs w:val="22"/>
         </w:rPr>
-        <w:t xml:space="preserve"> 적용</w:t>
-      </w:r>
-    </w:p>
-    <w:p>
-      <w:pPr>
-        <w:rPr>
-          <w:szCs w:val="22"/>
-        </w:rPr>
-      </w:pPr>
-      <w:r>
-        <w:rPr>
-          <w:rFonts w:hint="eastAsia"/>
-          <w:szCs w:val="22"/>
-        </w:rPr>
-        <w:t xml:space="preserve">3. </w:t>
+        <w:t>에 저장</w:t>
+      </w:r>
+    </w:p>
+    <w:p>
+      <w:pPr>
+        <w:rPr>
+          <w:szCs w:val="22"/>
+        </w:rPr>
+      </w:pPr>
+      <w:r>
+        <w:rPr>
+          <w:rFonts w:hint="eastAsia"/>
+          <w:szCs w:val="22"/>
+        </w:rPr>
+        <w:t xml:space="preserve">6. </w:t>
       </w:r>
       <w:proofErr w:type="spellStart"/>
       <w:r>
         <w:rPr>
           <w:szCs w:val="22"/>
         </w:rPr>
-        <w:t>UpdateGameWorld</w:t>
+        <w:t>positionChangedVector</w:t>
       </w:r>
       <w:proofErr w:type="spellEnd"/>
       <w:r>
         <w:rPr>
           <w:szCs w:val="22"/>
         </w:rPr>
-        <w:t>()</w:t>
-      </w:r>
-      <w:r>
-        <w:rPr>
-          <w:rFonts w:hint="eastAsia"/>
-          <w:szCs w:val="22"/>
-        </w:rPr>
-        <w:t xml:space="preserve">: </w:t>
-      </w:r>
-      <w:r>
-        <w:rPr>
-          <w:szCs w:val="22"/>
-        </w:rPr>
-        <w:t>서버 게임 월드 업데이트</w:t>
-      </w:r>
-    </w:p>
-    <w:p>
-      <w:pPr>
-        <w:rPr>
-          <w:szCs w:val="22"/>
-        </w:rPr>
-      </w:pPr>
-      <w:r>
-        <w:rPr>
-          <w:rFonts w:hint="eastAsia"/>
-          <w:szCs w:val="22"/>
-        </w:rPr>
-        <w:t xml:space="preserve">4. </w:t>
+        <w:t>의 오브젝트를 UDP_ONLYPOS로 전송</w:t>
+      </w:r>
+    </w:p>
+    <w:p>
+      <w:pPr>
+        <w:rPr>
+          <w:szCs w:val="22"/>
+        </w:rPr>
+      </w:pPr>
+      <w:r>
+        <w:rPr>
+          <w:rFonts w:hint="eastAsia"/>
+          <w:szCs w:val="22"/>
+        </w:rPr>
+        <w:t xml:space="preserve">7. </w:t>
       </w:r>
       <w:proofErr w:type="spellStart"/>
       <w:r>
         <w:rPr>
           <w:szCs w:val="22"/>
         </w:rPr>
-        <w:t>RecordChangedPosition</w:t>
+        <w:t>stateChangedVector</w:t>
       </w:r>
       <w:proofErr w:type="spellEnd"/>
       <w:r>
         <w:rPr>
           <w:szCs w:val="22"/>
         </w:rPr>
-        <w:t>()</w:t>
-      </w:r>
-      <w:r>
-        <w:rPr>
-          <w:rFonts w:hint="eastAsia"/>
-          <w:szCs w:val="22"/>
-        </w:rPr>
-        <w:t xml:space="preserve">: </w:t>
-      </w:r>
-      <w:r>
-        <w:rPr>
-          <w:szCs w:val="22"/>
-        </w:rPr>
-        <w:t xml:space="preserve">좌표가 변경된 오브젝트 ID를 </w:t>
+        <w:t>의 오브젝트를 UDP_CLASSDATA로 전송</w:t>
+      </w:r>
+    </w:p>
+    <w:p>
+      <w:pPr>
+        <w:rPr>
+          <w:szCs w:val="22"/>
+        </w:rPr>
+      </w:pPr>
+      <w:r>
+        <w:rPr>
+          <w:rFonts w:hint="eastAsia"/>
+          <w:szCs w:val="22"/>
+        </w:rPr>
+        <w:t xml:space="preserve">8. </w:t>
+      </w:r>
+      <w:r>
+        <w:rPr>
+          <w:szCs w:val="22"/>
+        </w:rPr>
+        <w:t>전송 처리된 변경 목록 초기화</w:t>
+      </w:r>
+    </w:p>
+    <w:p>
+      <w:pPr>
+        <w:rPr>
+          <w:szCs w:val="22"/>
+        </w:rPr>
+      </w:pPr>
+      <w:r>
+        <w:rPr>
+          <w:rFonts w:hint="eastAsia"/>
+          <w:szCs w:val="22"/>
+        </w:rPr>
+        <w:t xml:space="preserve">9. </w:t>
+      </w:r>
+      <w:r>
+        <w:rPr>
+          <w:szCs w:val="22"/>
+        </w:rPr>
+        <w:t>0.2초마다 전체 동기화 실행</w:t>
+      </w:r>
+    </w:p>
+    <w:p>
+      <w:pPr>
+        <w:rPr>
+          <w:szCs w:val="22"/>
+        </w:rPr>
+      </w:pPr>
+      <w:r>
+        <w:rPr>
+          <w:rFonts w:hint="eastAsia"/>
+          <w:szCs w:val="22"/>
+        </w:rPr>
+        <w:t xml:space="preserve">10. </w:t>
+      </w:r>
+      <w:r>
+        <w:rPr>
+          <w:szCs w:val="22"/>
+        </w:rPr>
+        <w:t>게임 월드의 모든 오브젝트 상태 수집</w:t>
+      </w:r>
+      <w:r>
+        <w:rPr>
+          <w:rFonts w:hint="eastAsia"/>
+          <w:szCs w:val="22"/>
+        </w:rPr>
+        <w:t xml:space="preserve">해서 </w:t>
       </w:r>
       <w:proofErr w:type="spellStart"/>
       <w:r>
         <w:rPr>
           <w:szCs w:val="22"/>
         </w:rPr>
-        <w:t>positionChangedVector</w:t>
+        <w:t>stateChangedVector</w:t>
       </w:r>
       <w:proofErr w:type="spellEnd"/>
       <w:r>
         <w:rPr>
+          <w:rFonts w:hint="eastAsia"/>
           <w:szCs w:val="22"/>
         </w:rPr>
         <w:t>에 저장</w:t>
@@ -1123,302 +1044,18 @@
           <w:szCs w:val="22"/>
         </w:rPr>
       </w:pPr>
-      <w:r>
-        <w:rPr>
-          <w:rFonts w:hint="eastAsia"/>
-          <w:szCs w:val="22"/>
-        </w:rPr>
-        <w:t xml:space="preserve">5. </w:t>
-      </w:r>
-      <w:proofErr w:type="spellStart"/>
-      <w:r>
-        <w:rPr>
-          <w:szCs w:val="22"/>
-        </w:rPr>
-        <w:t>RecordChangedState</w:t>
-      </w:r>
-      <w:proofErr w:type="spellEnd"/>
-      <w:r>
-        <w:rPr>
-          <w:szCs w:val="22"/>
-        </w:rPr>
-        <w:t>()</w:t>
-      </w:r>
-      <w:r>
-        <w:rPr>
-          <w:rFonts w:hint="eastAsia"/>
-          <w:szCs w:val="22"/>
-        </w:rPr>
-        <w:t xml:space="preserve">: </w:t>
-      </w:r>
-      <w:r>
-        <w:rPr>
-          <w:szCs w:val="22"/>
-        </w:rPr>
-        <w:t xml:space="preserve">상태가 변경된 오브젝트 ID를 </w:t>
-      </w:r>
-      <w:proofErr w:type="spellStart"/>
-      <w:r>
-        <w:rPr>
-          <w:szCs w:val="22"/>
-        </w:rPr>
-        <w:t>stateChangedVector</w:t>
-      </w:r>
-      <w:proofErr w:type="spellEnd"/>
-      <w:r>
-        <w:rPr>
-          <w:szCs w:val="22"/>
-        </w:rPr>
-        <w:t>에 저장</w:t>
-      </w:r>
-    </w:p>
-    <w:p>
-      <w:pPr>
-        <w:rPr>
-          <w:szCs w:val="22"/>
-        </w:rPr>
-      </w:pPr>
-      <w:r>
-        <w:rPr>
-          <w:rFonts w:hint="eastAsia"/>
-          <w:szCs w:val="22"/>
-        </w:rPr>
-        <w:t xml:space="preserve">6. </w:t>
-      </w:r>
-      <w:proofErr w:type="spellStart"/>
-      <w:r>
-        <w:rPr>
-          <w:szCs w:val="22"/>
-        </w:rPr>
-        <w:t>SendOnlyPosLoop</w:t>
-      </w:r>
-      <w:proofErr w:type="spellEnd"/>
-      <w:r>
-        <w:rPr>
-          <w:szCs w:val="22"/>
-        </w:rPr>
-        <w:t>()</w:t>
-      </w:r>
-      <w:r>
-        <w:rPr>
-          <w:rFonts w:hint="eastAsia"/>
-          <w:szCs w:val="22"/>
-        </w:rPr>
-        <w:t xml:space="preserve">: </w:t>
-      </w:r>
-      <w:proofErr w:type="spellStart"/>
-      <w:r>
-        <w:rPr>
-          <w:szCs w:val="22"/>
-        </w:rPr>
-        <w:t>positionChangedVector</w:t>
-      </w:r>
-      <w:proofErr w:type="spellEnd"/>
-      <w:r>
-        <w:rPr>
-          <w:szCs w:val="22"/>
-        </w:rPr>
-        <w:t>의 오브젝트를 UDP_ONLYPOS로 전송</w:t>
-      </w:r>
-    </w:p>
-    <w:p>
-      <w:pPr>
-        <w:rPr>
-          <w:rFonts w:hint="eastAsia"/>
-          <w:szCs w:val="22"/>
-        </w:rPr>
-      </w:pPr>
-      <w:r>
-        <w:rPr>
-          <w:rFonts w:hint="eastAsia"/>
-          <w:szCs w:val="22"/>
-        </w:rPr>
-        <w:t xml:space="preserve">7. </w:t>
-      </w:r>
-      <w:proofErr w:type="spellStart"/>
-      <w:r>
-        <w:rPr>
-          <w:szCs w:val="22"/>
-        </w:rPr>
-        <w:t>SendClassDataLoop</w:t>
-      </w:r>
-      <w:proofErr w:type="spellEnd"/>
-      <w:r>
-        <w:rPr>
-          <w:szCs w:val="22"/>
-        </w:rPr>
-        <w:t>()</w:t>
-      </w:r>
-      <w:r>
-        <w:rPr>
-          <w:rFonts w:hint="eastAsia"/>
-          <w:szCs w:val="22"/>
-        </w:rPr>
-        <w:t xml:space="preserve">: </w:t>
-      </w:r>
-      <w:proofErr w:type="spellStart"/>
-      <w:r>
-        <w:rPr>
-          <w:szCs w:val="22"/>
-        </w:rPr>
-        <w:t>stateChangedVector</w:t>
-      </w:r>
-      <w:proofErr w:type="spellEnd"/>
-      <w:r>
-        <w:rPr>
-          <w:szCs w:val="22"/>
-        </w:rPr>
-        <w:t>의 오브젝트를 UDP_CLASSDATA로 전송</w:t>
-      </w:r>
-    </w:p>
-    <w:p>
-      <w:pPr>
-        <w:rPr>
-          <w:szCs w:val="22"/>
-        </w:rPr>
-      </w:pPr>
-      <w:r>
-        <w:rPr>
-          <w:rFonts w:hint="eastAsia"/>
-          <w:szCs w:val="22"/>
-        </w:rPr>
-        <w:t xml:space="preserve">8. </w:t>
-      </w:r>
-      <w:proofErr w:type="spellStart"/>
-      <w:r>
-        <w:rPr>
-          <w:szCs w:val="22"/>
-        </w:rPr>
-        <w:t>ClearChangedVectors</w:t>
-      </w:r>
-      <w:proofErr w:type="spellEnd"/>
-      <w:r>
-        <w:rPr>
-          <w:szCs w:val="22"/>
-        </w:rPr>
-        <w:t>()</w:t>
-      </w:r>
-      <w:r>
-        <w:rPr>
-          <w:rFonts w:hint="eastAsia"/>
-          <w:szCs w:val="22"/>
-        </w:rPr>
-        <w:t xml:space="preserve">: </w:t>
-      </w:r>
-      <w:r>
-        <w:rPr>
-          <w:szCs w:val="22"/>
-        </w:rPr>
-        <w:t>전송 처리된 변경 목록 초기화</w:t>
-      </w:r>
-    </w:p>
-    <w:p>
-      <w:pPr>
-        <w:rPr>
-          <w:szCs w:val="22"/>
-        </w:rPr>
-      </w:pPr>
-      <w:r>
-        <w:rPr>
-          <w:rFonts w:hint="eastAsia"/>
-          <w:szCs w:val="22"/>
-        </w:rPr>
-        <w:t xml:space="preserve">9. </w:t>
-      </w:r>
-      <w:proofErr w:type="spellStart"/>
-      <w:r>
-        <w:rPr>
-          <w:szCs w:val="22"/>
-        </w:rPr>
-        <w:t>SendFullClassDataLoop</w:t>
-      </w:r>
-      <w:proofErr w:type="spellEnd"/>
-      <w:r>
-        <w:rPr>
-          <w:szCs w:val="22"/>
-        </w:rPr>
-        <w:t>()</w:t>
-      </w:r>
-      <w:r>
-        <w:rPr>
-          <w:rFonts w:hint="eastAsia"/>
-          <w:szCs w:val="22"/>
-        </w:rPr>
-        <w:t xml:space="preserve">: </w:t>
-      </w:r>
-      <w:r>
-        <w:rPr>
-          <w:szCs w:val="22"/>
-        </w:rPr>
-        <w:t>0.2초마다 전체 동기화 실행</w:t>
-      </w:r>
-    </w:p>
-    <w:p>
-      <w:pPr>
-        <w:rPr>
-          <w:szCs w:val="22"/>
-        </w:rPr>
-      </w:pPr>
-      <w:r>
-        <w:rPr>
-          <w:rFonts w:hint="eastAsia"/>
-          <w:szCs w:val="22"/>
-        </w:rPr>
-        <w:t xml:space="preserve">10. </w:t>
-      </w:r>
-      <w:proofErr w:type="spellStart"/>
-      <w:r>
-        <w:rPr>
-          <w:szCs w:val="22"/>
-        </w:rPr>
-        <w:t>GetAllObjectClassData</w:t>
-      </w:r>
-      <w:proofErr w:type="spellEnd"/>
-      <w:r>
-        <w:rPr>
-          <w:szCs w:val="22"/>
-        </w:rPr>
-        <w:t>()</w:t>
-      </w:r>
-      <w:r>
-        <w:rPr>
-          <w:rFonts w:hint="eastAsia"/>
-          <w:szCs w:val="22"/>
-        </w:rPr>
-        <w:t xml:space="preserve">: </w:t>
-      </w:r>
-      <w:r>
-        <w:rPr>
-          <w:szCs w:val="22"/>
-        </w:rPr>
-        <w:t>게임 월드의 모든 오브젝트 상태 수집</w:t>
-      </w:r>
-      <w:r>
-        <w:rPr>
-          <w:rFonts w:hint="eastAsia"/>
-          <w:szCs w:val="22"/>
-        </w:rPr>
-        <w:t xml:space="preserve">해서 </w:t>
-      </w:r>
-      <w:proofErr w:type="spellStart"/>
-      <w:r>
-        <w:rPr>
-          <w:szCs w:val="22"/>
-        </w:rPr>
-        <w:t>stateChangedVector</w:t>
-      </w:r>
-      <w:proofErr w:type="spellEnd"/>
-      <w:r>
-        <w:rPr>
-          <w:rFonts w:hint="eastAsia"/>
-          <w:szCs w:val="22"/>
-        </w:rPr>
-        <w:t>에 저장</w:t>
-      </w:r>
-    </w:p>
-    <w:p>
-      <w:pPr>
-        <w:rPr>
+    </w:p>
+    <w:p>
+      <w:pPr>
+        <w:rPr>
+          <w:szCs w:val="22"/>
+        </w:rPr>
+      </w:pPr>
+    </w:p>
+    <w:p>
+      <w:pPr>
+        <w:rPr>
+          <w:rFonts w:hint="eastAsia"/>
           <w:szCs w:val="22"/>
         </w:rPr>
       </w:pPr>
@@ -1581,38 +1218,18 @@
               <w:spacing w:line="400" w:lineRule="exact"/>
               <w:jc w:val="both"/>
               <w:rPr>
-                <w:rFonts w:ascii="Noto Sans KR" w:eastAsia="Noto Sans KR" w:hAnsi="Noto Sans KR"/>
-                <w:sz w:val="28"/>
-                <w:szCs w:val="28"/>
-              </w:rPr>
-            </w:pPr>
-            <w:proofErr w:type="spellStart"/>
-            <w:proofErr w:type="gramStart"/>
-            <w:r>
-              <w:rPr>
-                <w:rFonts w:ascii="Noto Sans KR" w:eastAsia="Noto Sans KR" w:hAnsi="Noto Sans KR"/>
-                <w:sz w:val="28"/>
-                <w:szCs w:val="28"/>
-              </w:rPr>
-              <w:t>DetectInput</w:t>
-            </w:r>
-            <w:proofErr w:type="spellEnd"/>
-            <w:r>
-              <w:rPr>
-                <w:rFonts w:ascii="Noto Sans KR" w:eastAsia="Noto Sans KR" w:hAnsi="Noto Sans KR"/>
-                <w:sz w:val="28"/>
-                <w:szCs w:val="28"/>
-              </w:rPr>
-              <w:t>(</w:t>
-            </w:r>
-            <w:proofErr w:type="gramEnd"/>
-            <w:r>
-              <w:rPr>
-                <w:rFonts w:ascii="Noto Sans KR" w:eastAsia="Noto Sans KR" w:hAnsi="Noto Sans KR"/>
-                <w:sz w:val="28"/>
-                <w:szCs w:val="28"/>
-              </w:rPr>
-              <w:t>)</w:t>
+                <w:rFonts w:ascii="Noto Sans KR" w:eastAsia="Noto Sans KR" w:hAnsi="Noto Sans KR" w:hint="eastAsia"/>
+                <w:sz w:val="28"/>
+                <w:szCs w:val="28"/>
+              </w:rPr>
+            </w:pPr>
+            <w:r>
+              <w:rPr>
+                <w:rFonts w:ascii="Noto Sans KR" w:eastAsia="Noto Sans KR" w:hAnsi="Noto Sans KR" w:hint="eastAsia"/>
+                <w:sz w:val="28"/>
+                <w:szCs w:val="28"/>
+              </w:rPr>
+              <w:t>키보드 입력 처리</w:t>
             </w:r>
           </w:p>
         </w:tc>
@@ -1656,33 +1273,13 @@
                 <w:szCs w:val="28"/>
               </w:rPr>
             </w:pPr>
-            <w:proofErr w:type="spellStart"/>
-            <w:proofErr w:type="gramStart"/>
-            <w:r>
-              <w:rPr>
-                <w:rFonts w:ascii="Noto Sans KR" w:eastAsia="Noto Sans KR" w:hAnsi="Noto Sans KR"/>
-                <w:sz w:val="28"/>
-                <w:szCs w:val="28"/>
-              </w:rPr>
-              <w:t>UpdateLocalPaddle</w:t>
-            </w:r>
-            <w:proofErr w:type="spellEnd"/>
-            <w:r>
-              <w:rPr>
-                <w:rFonts w:ascii="Noto Sans KR" w:eastAsia="Noto Sans KR" w:hAnsi="Noto Sans KR"/>
-                <w:sz w:val="28"/>
-                <w:szCs w:val="28"/>
-              </w:rPr>
-              <w:t>(</w:t>
-            </w:r>
-            <w:proofErr w:type="gramEnd"/>
-            <w:r>
-              <w:rPr>
-                <w:rFonts w:ascii="Noto Sans KR" w:eastAsia="Noto Sans KR" w:hAnsi="Noto Sans KR"/>
-                <w:sz w:val="28"/>
-                <w:szCs w:val="28"/>
-              </w:rPr>
-              <w:t>)</w:t>
+            <w:r>
+              <w:rPr>
+                <w:rFonts w:ascii="Noto Sans KR" w:eastAsia="Noto Sans KR" w:hAnsi="Noto Sans KR" w:hint="eastAsia"/>
+                <w:sz w:val="28"/>
+                <w:szCs w:val="28"/>
+              </w:rPr>
+              <w:t>로컬 좌표에 입력 반영</w:t>
             </w:r>
           </w:p>
         </w:tc>
@@ -1721,20 +1318,27 @@
               <w:spacing w:line="400" w:lineRule="exact"/>
               <w:jc w:val="both"/>
               <w:rPr>
-                <w:rFonts w:ascii="Noto Sans KR" w:eastAsia="Noto Sans KR" w:hAnsi="Noto Sans KR"/>
-                <w:sz w:val="28"/>
-                <w:szCs w:val="28"/>
-              </w:rPr>
-            </w:pPr>
+                <w:rFonts w:ascii="Noto Sans KR" w:eastAsia="Noto Sans KR" w:hAnsi="Noto Sans KR" w:hint="eastAsia"/>
+                <w:sz w:val="28"/>
+                <w:szCs w:val="28"/>
+              </w:rPr>
+            </w:pPr>
+            <w:r>
+              <w:rPr>
+                <w:rFonts w:ascii="Noto Sans KR" w:eastAsia="Noto Sans KR" w:hAnsi="Noto Sans KR" w:hint="eastAsia"/>
+                <w:sz w:val="28"/>
+                <w:szCs w:val="28"/>
+              </w:rPr>
+              <w:t xml:space="preserve">좌표 </w:t>
+            </w:r>
             <w:proofErr w:type="spellStart"/>
-            <w:proofErr w:type="gramStart"/>
-            <w:r>
-              <w:rPr>
-                <w:rFonts w:ascii="Noto Sans KR" w:eastAsia="Noto Sans KR" w:hAnsi="Noto Sans KR"/>
-                <w:sz w:val="28"/>
-                <w:szCs w:val="28"/>
-              </w:rPr>
-              <w:t>SendPaddlePosition</w:t>
+            <w:r>
+              <w:rPr>
+                <w:rFonts w:ascii="Noto Sans KR" w:eastAsia="Noto Sans KR" w:hAnsi="Noto Sans KR" w:hint="eastAsia"/>
+                <w:sz w:val="28"/>
+                <w:szCs w:val="28"/>
+              </w:rPr>
+              <w:t>udp</w:t>
             </w:r>
             <w:proofErr w:type="spellEnd"/>
             <w:r>
@@ -1743,16 +1347,7 @@
                 <w:sz w:val="28"/>
                 <w:szCs w:val="28"/>
               </w:rPr>
-              <w:t>(</w:t>
-            </w:r>
-            <w:proofErr w:type="gramEnd"/>
-            <w:r>
-              <w:rPr>
-                <w:rFonts w:ascii="Noto Sans KR" w:eastAsia="Noto Sans KR" w:hAnsi="Noto Sans KR" w:hint="eastAsia"/>
-                <w:sz w:val="28"/>
-                <w:szCs w:val="28"/>
-              </w:rPr>
-              <w:t>)</w:t>
+              <w:t>로 전송, 서버에서 출력</w:t>
             </w:r>
           </w:p>
         </w:tc>
@@ -1796,34 +1391,6 @@
                 <w:szCs w:val="28"/>
               </w:rPr>
             </w:pPr>
-            <w:proofErr w:type="spellStart"/>
-            <w:proofErr w:type="gramStart"/>
-            <w:r>
-              <w:rPr>
-                <w:rFonts w:ascii="Noto Sans KR" w:eastAsia="Noto Sans KR" w:hAnsi="Noto Sans KR"/>
-                <w:sz w:val="28"/>
-                <w:szCs w:val="28"/>
-              </w:rPr>
-              <w:t>ServerReceiveLoop</w:t>
-            </w:r>
-            <w:proofErr w:type="spellEnd"/>
-            <w:r>
-              <w:rPr>
-                <w:rFonts w:ascii="Noto Sans KR" w:eastAsia="Noto Sans KR" w:hAnsi="Noto Sans KR"/>
-                <w:sz w:val="28"/>
-                <w:szCs w:val="28"/>
-              </w:rPr>
-              <w:t>(</w:t>
-            </w:r>
-            <w:proofErr w:type="gramEnd"/>
-            <w:r>
-              <w:rPr>
-                <w:rFonts w:ascii="Noto Sans KR" w:eastAsia="Noto Sans KR" w:hAnsi="Noto Sans KR"/>
-                <w:sz w:val="28"/>
-                <w:szCs w:val="28"/>
-              </w:rPr>
-              <w:t>)</w:t>
-            </w:r>
           </w:p>
         </w:tc>
       </w:tr>
@@ -1950,33 +1517,31 @@
                 <w:szCs w:val="28"/>
               </w:rPr>
             </w:pPr>
+            <w:r>
+              <w:rPr>
+                <w:rFonts w:ascii="Noto Sans KR" w:eastAsia="Noto Sans KR" w:hAnsi="Noto Sans KR" w:hint="eastAsia"/>
+                <w:sz w:val="28"/>
+                <w:szCs w:val="28"/>
+              </w:rPr>
+              <w:t xml:space="preserve">서버 내의 </w:t>
+            </w:r>
             <w:proofErr w:type="spellStart"/>
-            <w:proofErr w:type="gramStart"/>
-            <w:r>
-              <w:rPr>
-                <w:rFonts w:ascii="Noto Sans KR" w:eastAsia="Noto Sans KR" w:hAnsi="Noto Sans KR"/>
-                <w:sz w:val="28"/>
-                <w:szCs w:val="28"/>
-              </w:rPr>
-              <w:t>UpdatePaddlePosition</w:t>
+            <w:r>
+              <w:rPr>
+                <w:rFonts w:ascii="Noto Sans KR" w:eastAsia="Noto Sans KR" w:hAnsi="Noto Sans KR" w:hint="eastAsia"/>
+                <w:sz w:val="28"/>
+                <w:szCs w:val="28"/>
+              </w:rPr>
+              <w:t>바우스</w:t>
             </w:r>
             <w:proofErr w:type="spellEnd"/>
             <w:r>
               <w:rPr>
-                <w:rFonts w:ascii="Noto Sans KR" w:eastAsia="Noto Sans KR" w:hAnsi="Noto Sans KR"/>
-                <w:sz w:val="28"/>
-                <w:szCs w:val="28"/>
-              </w:rPr>
-              <w:t>(</w:t>
-            </w:r>
-            <w:proofErr w:type="gramEnd"/>
-            <w:r>
-              <w:rPr>
-                <w:rFonts w:ascii="Noto Sans KR" w:eastAsia="Noto Sans KR" w:hAnsi="Noto Sans KR"/>
-                <w:sz w:val="28"/>
-                <w:szCs w:val="28"/>
-              </w:rPr>
-              <w:t>)</w:t>
+                <w:rFonts w:ascii="Noto Sans KR" w:eastAsia="Noto Sans KR" w:hAnsi="Noto Sans KR" w:hint="eastAsia"/>
+                <w:sz w:val="28"/>
+                <w:szCs w:val="28"/>
+              </w:rPr>
+              <w:t xml:space="preserve"> 좌표에 반영</w:t>
             </w:r>
           </w:p>
         </w:tc>
@@ -2057,39 +1622,11 @@
               <w:spacing w:line="400" w:lineRule="exact"/>
               <w:jc w:val="both"/>
               <w:rPr>
-                <w:rFonts w:ascii="Noto Sans KR" w:eastAsia="Noto Sans KR" w:hAnsi="Noto Sans KR"/>
-                <w:sz w:val="28"/>
-                <w:szCs w:val="28"/>
-              </w:rPr>
-            </w:pPr>
-            <w:proofErr w:type="spellStart"/>
-            <w:proofErr w:type="gramStart"/>
-            <w:r>
-              <w:rPr>
-                <w:rFonts w:ascii="Noto Sans KR" w:eastAsia="Noto Sans KR" w:hAnsi="Noto Sans KR"/>
-                <w:sz w:val="28"/>
-                <w:szCs w:val="28"/>
-              </w:rPr>
-              <w:t>UpdateGameWorld</w:t>
-            </w:r>
-            <w:proofErr w:type="spellEnd"/>
-            <w:r>
-              <w:rPr>
-                <w:rFonts w:ascii="Noto Sans KR" w:eastAsia="Noto Sans KR" w:hAnsi="Noto Sans KR"/>
-                <w:sz w:val="28"/>
-                <w:szCs w:val="28"/>
-              </w:rPr>
-              <w:t>(</w:t>
-            </w:r>
-            <w:proofErr w:type="gramEnd"/>
-            <w:r>
-              <w:rPr>
-                <w:rFonts w:ascii="Noto Sans KR" w:eastAsia="Noto Sans KR" w:hAnsi="Noto Sans KR"/>
-                <w:sz w:val="28"/>
-                <w:szCs w:val="28"/>
-              </w:rPr>
-              <w:t>)</w:t>
-            </w:r>
+                <w:rFonts w:ascii="Noto Sans KR" w:eastAsia="Noto Sans KR" w:hAnsi="Noto Sans KR" w:hint="eastAsia"/>
+                <w:sz w:val="28"/>
+                <w:szCs w:val="28"/>
+              </w:rPr>
+            </w:pPr>
           </w:p>
         </w:tc>
       </w:tr>
@@ -2132,6 +1669,23 @@
                 <w:szCs w:val="28"/>
               </w:rPr>
             </w:pPr>
+            <w:proofErr w:type="spellStart"/>
+            <w:r>
+              <w:rPr>
+                <w:sz w:val="28"/>
+                <w:szCs w:val="28"/>
+              </w:rPr>
+              <w:t>positionChangedVector</w:t>
+            </w:r>
+            <w:proofErr w:type="spellEnd"/>
+            <w:r>
+              <w:rPr>
+                <w:rFonts w:hint="eastAsia"/>
+                <w:sz w:val="28"/>
+                <w:szCs w:val="28"/>
+              </w:rPr>
+              <w:t>에 정보 삽입</w:t>
+            </w:r>
           </w:p>
         </w:tc>
       </w:tr>
@@ -2169,38 +1723,27 @@
               <w:spacing w:line="400" w:lineRule="exact"/>
               <w:jc w:val="both"/>
               <w:rPr>
-                <w:rFonts w:ascii="Noto Sans KR" w:eastAsia="Noto Sans KR" w:hAnsi="Noto Sans KR"/>
+                <w:rFonts w:ascii="Noto Sans KR" w:eastAsia="Noto Sans KR" w:hAnsi="Noto Sans KR" w:hint="eastAsia"/>
                 <w:sz w:val="28"/>
                 <w:szCs w:val="28"/>
               </w:rPr>
             </w:pPr>
             <w:proofErr w:type="spellStart"/>
-            <w:proofErr w:type="gramStart"/>
-            <w:r>
-              <w:rPr>
-                <w:rFonts w:ascii="Noto Sans KR" w:eastAsia="Noto Sans KR" w:hAnsi="Noto Sans KR"/>
-                <w:sz w:val="28"/>
-                <w:szCs w:val="28"/>
-              </w:rPr>
-              <w:t>RecordChangedPosition</w:t>
+            <w:r>
+              <w:rPr>
+                <w:sz w:val="28"/>
+                <w:szCs w:val="28"/>
+              </w:rPr>
+              <w:t>positionChangedVector</w:t>
             </w:r>
             <w:proofErr w:type="spellEnd"/>
             <w:r>
               <w:rPr>
-                <w:rFonts w:ascii="Noto Sans KR" w:eastAsia="Noto Sans KR" w:hAnsi="Noto Sans KR"/>
-                <w:sz w:val="28"/>
-                <w:szCs w:val="28"/>
-              </w:rPr>
-              <w:t>(</w:t>
-            </w:r>
-            <w:proofErr w:type="gramEnd"/>
-            <w:r>
-              <w:rPr>
-                <w:rFonts w:ascii="Noto Sans KR" w:eastAsia="Noto Sans KR" w:hAnsi="Noto Sans KR"/>
-                <w:sz w:val="28"/>
-                <w:szCs w:val="28"/>
-              </w:rPr>
-              <w:t>)</w:t>
+                <w:rFonts w:hint="eastAsia"/>
+                <w:sz w:val="28"/>
+                <w:szCs w:val="28"/>
+              </w:rPr>
+              <w:t xml:space="preserve"> 안전하게 clear()</w:t>
             </w:r>
           </w:p>
         </w:tc>
@@ -2328,34 +1871,6 @@
                 <w:szCs w:val="28"/>
               </w:rPr>
             </w:pPr>
-            <w:proofErr w:type="spellStart"/>
-            <w:proofErr w:type="gramStart"/>
-            <w:r>
-              <w:rPr>
-                <w:rFonts w:ascii="Noto Sans KR" w:eastAsia="Noto Sans KR" w:hAnsi="Noto Sans KR"/>
-                <w:sz w:val="28"/>
-                <w:szCs w:val="28"/>
-              </w:rPr>
-              <w:t>SendOnlyPosLoop</w:t>
-            </w:r>
-            <w:proofErr w:type="spellEnd"/>
-            <w:r>
-              <w:rPr>
-                <w:rFonts w:ascii="Noto Sans KR" w:eastAsia="Noto Sans KR" w:hAnsi="Noto Sans KR"/>
-                <w:sz w:val="28"/>
-                <w:szCs w:val="28"/>
-              </w:rPr>
-              <w:t>(</w:t>
-            </w:r>
-            <w:proofErr w:type="gramEnd"/>
-            <w:r>
-              <w:rPr>
-                <w:rFonts w:ascii="Noto Sans KR" w:eastAsia="Noto Sans KR" w:hAnsi="Noto Sans KR"/>
-                <w:sz w:val="28"/>
-                <w:szCs w:val="28"/>
-              </w:rPr>
-              <w:t>)</w:t>
-            </w:r>
           </w:p>
         </w:tc>
       </w:tr>
@@ -2398,34 +1913,6 @@
                 <w:szCs w:val="28"/>
               </w:rPr>
             </w:pPr>
-            <w:proofErr w:type="spellStart"/>
-            <w:proofErr w:type="gramStart"/>
-            <w:r>
-              <w:rPr>
-                <w:rFonts w:ascii="Noto Sans KR" w:eastAsia="Noto Sans KR" w:hAnsi="Noto Sans KR"/>
-                <w:sz w:val="28"/>
-                <w:szCs w:val="28"/>
-              </w:rPr>
-              <w:t>ClientReceiveLoop</w:t>
-            </w:r>
-            <w:proofErr w:type="spellEnd"/>
-            <w:r>
-              <w:rPr>
-                <w:rFonts w:ascii="Noto Sans KR" w:eastAsia="Noto Sans KR" w:hAnsi="Noto Sans KR"/>
-                <w:sz w:val="28"/>
-                <w:szCs w:val="28"/>
-              </w:rPr>
-              <w:t>(</w:t>
-            </w:r>
-            <w:proofErr w:type="gramEnd"/>
-            <w:r>
-              <w:rPr>
-                <w:rFonts w:ascii="Noto Sans KR" w:eastAsia="Noto Sans KR" w:hAnsi="Noto Sans KR"/>
-                <w:sz w:val="28"/>
-                <w:szCs w:val="28"/>
-              </w:rPr>
-              <w:t>)</w:t>
-            </w:r>
           </w:p>
         </w:tc>
       </w:tr>
@@ -2463,38 +1950,27 @@
               <w:spacing w:line="400" w:lineRule="exact"/>
               <w:jc w:val="both"/>
               <w:rPr>
-                <w:rFonts w:ascii="Noto Sans KR" w:eastAsia="Noto Sans KR" w:hAnsi="Noto Sans KR"/>
+                <w:rFonts w:ascii="Noto Sans KR" w:eastAsia="Noto Sans KR" w:hAnsi="Noto Sans KR" w:hint="eastAsia"/>
                 <w:sz w:val="28"/>
                 <w:szCs w:val="28"/>
               </w:rPr>
             </w:pPr>
             <w:proofErr w:type="spellStart"/>
-            <w:proofErr w:type="gramStart"/>
-            <w:r>
-              <w:rPr>
-                <w:rFonts w:ascii="Noto Sans KR" w:eastAsia="Noto Sans KR" w:hAnsi="Noto Sans KR"/>
-                <w:sz w:val="28"/>
-                <w:szCs w:val="28"/>
-              </w:rPr>
-              <w:t>ApplyObjectPosition</w:t>
+            <w:r>
+              <w:rPr>
+                <w:sz w:val="28"/>
+                <w:szCs w:val="28"/>
+              </w:rPr>
+              <w:t>positionChangedVector</w:t>
             </w:r>
             <w:proofErr w:type="spellEnd"/>
             <w:r>
               <w:rPr>
-                <w:rFonts w:ascii="Noto Sans KR" w:eastAsia="Noto Sans KR" w:hAnsi="Noto Sans KR"/>
-                <w:sz w:val="28"/>
-                <w:szCs w:val="28"/>
-              </w:rPr>
-              <w:t>(</w:t>
-            </w:r>
-            <w:proofErr w:type="gramEnd"/>
-            <w:r>
-              <w:rPr>
-                <w:rFonts w:ascii="Noto Sans KR" w:eastAsia="Noto Sans KR" w:hAnsi="Noto Sans KR"/>
-                <w:sz w:val="28"/>
-                <w:szCs w:val="28"/>
-              </w:rPr>
-              <w:t>)</w:t>
+                <w:rFonts w:hint="eastAsia"/>
+                <w:sz w:val="28"/>
+                <w:szCs w:val="28"/>
+              </w:rPr>
+              <w:t xml:space="preserve"> 정보 송신</w:t>
             </w:r>
           </w:p>
         </w:tc>
@@ -2533,11 +2009,28 @@
               <w:spacing w:line="400" w:lineRule="exact"/>
               <w:jc w:val="both"/>
               <w:rPr>
-                <w:rFonts w:ascii="Noto Sans KR" w:eastAsia="Noto Sans KR" w:hAnsi="Noto Sans KR"/>
-                <w:sz w:val="28"/>
-                <w:szCs w:val="28"/>
-              </w:rPr>
-            </w:pPr>
+                <w:rFonts w:ascii="Noto Sans KR" w:eastAsia="Noto Sans KR" w:hAnsi="Noto Sans KR" w:hint="eastAsia"/>
+                <w:sz w:val="28"/>
+                <w:szCs w:val="28"/>
+              </w:rPr>
+            </w:pPr>
+            <w:proofErr w:type="spellStart"/>
+            <w:r>
+              <w:rPr>
+                <w:sz w:val="28"/>
+                <w:szCs w:val="28"/>
+              </w:rPr>
+              <w:t>positionChangedVector</w:t>
+            </w:r>
+            <w:proofErr w:type="spellEnd"/>
+            <w:r>
+              <w:rPr>
+                <w:rFonts w:hint="eastAsia"/>
+                <w:sz w:val="28"/>
+                <w:szCs w:val="28"/>
+              </w:rPr>
+              <w:t xml:space="preserve"> 정보 수신</w:t>
+            </w:r>
           </w:p>
         </w:tc>
       </w:tr>
@@ -2580,6 +2073,14 @@
                 <w:szCs w:val="28"/>
               </w:rPr>
             </w:pPr>
+            <w:r>
+              <w:rPr>
+                <w:rFonts w:ascii="Noto Sans KR" w:eastAsia="Noto Sans KR" w:hAnsi="Noto Sans KR" w:hint="eastAsia"/>
+                <w:sz w:val="28"/>
+                <w:szCs w:val="28"/>
+              </w:rPr>
+              <w:t>클라이언트 로컬 오브젝트 좌표 수정</w:t>
+            </w:r>
           </w:p>
         </w:tc>
       </w:tr>
@@ -2706,34 +2207,6 @@
                 <w:szCs w:val="28"/>
               </w:rPr>
             </w:pPr>
-            <w:proofErr w:type="spellStart"/>
-            <w:proofErr w:type="gramStart"/>
-            <w:r>
-              <w:rPr>
-                <w:rFonts w:ascii="Noto Sans KR" w:eastAsia="Noto Sans KR" w:hAnsi="Noto Sans KR"/>
-                <w:sz w:val="28"/>
-                <w:szCs w:val="28"/>
-              </w:rPr>
-              <w:t>RecordChangedState</w:t>
-            </w:r>
-            <w:proofErr w:type="spellEnd"/>
-            <w:r>
-              <w:rPr>
-                <w:rFonts w:ascii="Noto Sans KR" w:eastAsia="Noto Sans KR" w:hAnsi="Noto Sans KR"/>
-                <w:sz w:val="28"/>
-                <w:szCs w:val="28"/>
-              </w:rPr>
-              <w:t>(</w:t>
-            </w:r>
-            <w:proofErr w:type="gramEnd"/>
-            <w:r>
-              <w:rPr>
-                <w:rFonts w:ascii="Noto Sans KR" w:eastAsia="Noto Sans KR" w:hAnsi="Noto Sans KR"/>
-                <w:sz w:val="28"/>
-                <w:szCs w:val="28"/>
-              </w:rPr>
-              <w:t>)</w:t>
-            </w:r>
           </w:p>
         </w:tc>
       </w:tr>
@@ -2776,34 +2249,6 @@
                 <w:szCs w:val="28"/>
               </w:rPr>
             </w:pPr>
-            <w:proofErr w:type="spellStart"/>
-            <w:proofErr w:type="gramStart"/>
-            <w:r>
-              <w:rPr>
-                <w:rFonts w:ascii="Noto Sans KR" w:eastAsia="Noto Sans KR" w:hAnsi="Noto Sans KR"/>
-                <w:sz w:val="28"/>
-                <w:szCs w:val="28"/>
-              </w:rPr>
-              <w:t>SendClassDataLoop</w:t>
-            </w:r>
-            <w:proofErr w:type="spellEnd"/>
-            <w:r>
-              <w:rPr>
-                <w:rFonts w:ascii="Noto Sans KR" w:eastAsia="Noto Sans KR" w:hAnsi="Noto Sans KR"/>
-                <w:sz w:val="28"/>
-                <w:szCs w:val="28"/>
-              </w:rPr>
-              <w:t>(</w:t>
-            </w:r>
-            <w:proofErr w:type="gramEnd"/>
-            <w:r>
-              <w:rPr>
-                <w:rFonts w:ascii="Noto Sans KR" w:eastAsia="Noto Sans KR" w:hAnsi="Noto Sans KR"/>
-                <w:sz w:val="28"/>
-                <w:szCs w:val="28"/>
-              </w:rPr>
-              <w:t>)</w:t>
-            </w:r>
           </w:p>
         </w:tc>
       </w:tr>
@@ -2846,6 +2291,23 @@
                 <w:szCs w:val="28"/>
               </w:rPr>
             </w:pPr>
+            <w:proofErr w:type="spellStart"/>
+            <w:r>
+              <w:rPr>
+                <w:sz w:val="28"/>
+                <w:szCs w:val="28"/>
+              </w:rPr>
+              <w:t>stateChangedVector</w:t>
+            </w:r>
+            <w:proofErr w:type="spellEnd"/>
+            <w:r>
+              <w:rPr>
+                <w:rFonts w:hint="eastAsia"/>
+                <w:sz w:val="28"/>
+                <w:szCs w:val="28"/>
+              </w:rPr>
+              <w:t>에 정보 삽입</w:t>
+            </w:r>
           </w:p>
         </w:tc>
       </w:tr>
@@ -2883,38 +2345,27 @@
               <w:spacing w:line="400" w:lineRule="exact"/>
               <w:jc w:val="both"/>
               <w:rPr>
-                <w:rFonts w:ascii="Noto Sans KR" w:eastAsia="Noto Sans KR" w:hAnsi="Noto Sans KR"/>
+                <w:rFonts w:ascii="Noto Sans KR" w:eastAsia="Noto Sans KR" w:hAnsi="Noto Sans KR" w:hint="eastAsia"/>
                 <w:sz w:val="28"/>
                 <w:szCs w:val="28"/>
               </w:rPr>
             </w:pPr>
             <w:proofErr w:type="spellStart"/>
-            <w:proofErr w:type="gramStart"/>
-            <w:r>
-              <w:rPr>
-                <w:rFonts w:ascii="Noto Sans KR" w:eastAsia="Noto Sans KR" w:hAnsi="Noto Sans KR"/>
-                <w:sz w:val="28"/>
-                <w:szCs w:val="28"/>
-              </w:rPr>
-              <w:t>ApplyObjectClassData</w:t>
+            <w:r>
+              <w:rPr>
+                <w:sz w:val="28"/>
+                <w:szCs w:val="28"/>
+              </w:rPr>
+              <w:t>stateChangedVector</w:t>
             </w:r>
             <w:proofErr w:type="spellEnd"/>
             <w:r>
               <w:rPr>
-                <w:rFonts w:ascii="Noto Sans KR" w:eastAsia="Noto Sans KR" w:hAnsi="Noto Sans KR"/>
-                <w:sz w:val="28"/>
-                <w:szCs w:val="28"/>
-              </w:rPr>
-              <w:t>(</w:t>
-            </w:r>
-            <w:proofErr w:type="gramEnd"/>
-            <w:r>
-              <w:rPr>
-                <w:rFonts w:ascii="Noto Sans KR" w:eastAsia="Noto Sans KR" w:hAnsi="Noto Sans KR"/>
-                <w:sz w:val="28"/>
-                <w:szCs w:val="28"/>
-              </w:rPr>
-              <w:t>)</w:t>
+                <w:rFonts w:hint="eastAsia"/>
+                <w:sz w:val="28"/>
+                <w:szCs w:val="28"/>
+              </w:rPr>
+              <w:t xml:space="preserve"> 안전하게 clear()</w:t>
             </w:r>
           </w:p>
         </w:tc>
@@ -3042,6 +2493,23 @@
                 <w:szCs w:val="28"/>
               </w:rPr>
             </w:pPr>
+            <w:proofErr w:type="spellStart"/>
+            <w:r>
+              <w:rPr>
+                <w:sz w:val="28"/>
+                <w:szCs w:val="28"/>
+              </w:rPr>
+              <w:t>stateChangedVector</w:t>
+            </w:r>
+            <w:proofErr w:type="spellEnd"/>
+            <w:r>
+              <w:rPr>
+                <w:rFonts w:hint="eastAsia"/>
+                <w:sz w:val="28"/>
+                <w:szCs w:val="28"/>
+              </w:rPr>
+              <w:t>정보 송신</w:t>
+            </w:r>
           </w:p>
         </w:tc>
       </w:tr>
@@ -3085,32 +2553,21 @@
               </w:rPr>
             </w:pPr>
             <w:proofErr w:type="spellStart"/>
-            <w:proofErr w:type="gramStart"/>
-            <w:r>
-              <w:rPr>
-                <w:rFonts w:ascii="Noto Sans KR" w:eastAsia="Noto Sans KR" w:hAnsi="Noto Sans KR"/>
-                <w:sz w:val="28"/>
-                <w:szCs w:val="28"/>
-              </w:rPr>
-              <w:t>SendFullClassDataLoop</w:t>
+            <w:r>
+              <w:rPr>
+                <w:sz w:val="28"/>
+                <w:szCs w:val="28"/>
+              </w:rPr>
+              <w:t>stateChangedVector</w:t>
             </w:r>
             <w:proofErr w:type="spellEnd"/>
             <w:r>
               <w:rPr>
-                <w:rFonts w:ascii="Noto Sans KR" w:eastAsia="Noto Sans KR" w:hAnsi="Noto Sans KR"/>
-                <w:sz w:val="28"/>
-                <w:szCs w:val="28"/>
-              </w:rPr>
-              <w:t>(</w:t>
-            </w:r>
-            <w:proofErr w:type="gramEnd"/>
-            <w:r>
-              <w:rPr>
-                <w:rFonts w:ascii="Noto Sans KR" w:eastAsia="Noto Sans KR" w:hAnsi="Noto Sans KR"/>
-                <w:sz w:val="28"/>
-                <w:szCs w:val="28"/>
-              </w:rPr>
-              <w:t>)</w:t>
+                <w:rFonts w:hint="eastAsia"/>
+                <w:sz w:val="28"/>
+                <w:szCs w:val="28"/>
+              </w:rPr>
+              <w:t>정보 수신</w:t>
             </w:r>
           </w:p>
         </w:tc>
@@ -3154,33 +2611,13 @@
                 <w:szCs w:val="28"/>
               </w:rPr>
             </w:pPr>
-            <w:proofErr w:type="spellStart"/>
-            <w:proofErr w:type="gramStart"/>
-            <w:r>
-              <w:rPr>
-                <w:rFonts w:ascii="Noto Sans KR" w:eastAsia="Noto Sans KR" w:hAnsi="Noto Sans KR"/>
-                <w:sz w:val="28"/>
-                <w:szCs w:val="28"/>
-              </w:rPr>
-              <w:t>GetAllObjectClassData</w:t>
-            </w:r>
-            <w:proofErr w:type="spellEnd"/>
-            <w:r>
-              <w:rPr>
-                <w:rFonts w:ascii="Noto Sans KR" w:eastAsia="Noto Sans KR" w:hAnsi="Noto Sans KR"/>
-                <w:sz w:val="28"/>
-                <w:szCs w:val="28"/>
-              </w:rPr>
-              <w:t>(</w:t>
-            </w:r>
-            <w:proofErr w:type="gramEnd"/>
-            <w:r>
-              <w:rPr>
-                <w:rFonts w:ascii="Noto Sans KR" w:eastAsia="Noto Sans KR" w:hAnsi="Noto Sans KR"/>
-                <w:sz w:val="28"/>
-                <w:szCs w:val="28"/>
-              </w:rPr>
-              <w:t>)</w:t>
+            <w:r>
+              <w:rPr>
+                <w:rFonts w:ascii="Noto Sans KR" w:eastAsia="Noto Sans KR" w:hAnsi="Noto Sans KR" w:hint="eastAsia"/>
+                <w:sz w:val="28"/>
+                <w:szCs w:val="28"/>
+              </w:rPr>
+              <w:t>클라이언트 로컬 오브젝트 좌표 수정</w:t>
             </w:r>
           </w:p>
         </w:tc>
@@ -3309,34 +2746,6 @@
                 <w:szCs w:val="28"/>
               </w:rPr>
             </w:pPr>
-            <w:proofErr w:type="spellStart"/>
-            <w:proofErr w:type="gramStart"/>
-            <w:r>
-              <w:rPr>
-                <w:rFonts w:ascii="Noto Sans KR" w:eastAsia="Noto Sans KR" w:hAnsi="Noto Sans KR"/>
-                <w:sz w:val="28"/>
-                <w:szCs w:val="28"/>
-              </w:rPr>
-              <w:t>ClearChangedVectors</w:t>
-            </w:r>
-            <w:proofErr w:type="spellEnd"/>
-            <w:r>
-              <w:rPr>
-                <w:rFonts w:ascii="Noto Sans KR" w:eastAsia="Noto Sans KR" w:hAnsi="Noto Sans KR"/>
-                <w:sz w:val="28"/>
-                <w:szCs w:val="28"/>
-              </w:rPr>
-              <w:t>(</w:t>
-            </w:r>
-            <w:proofErr w:type="gramEnd"/>
-            <w:r>
-              <w:rPr>
-                <w:rFonts w:ascii="Noto Sans KR" w:eastAsia="Noto Sans KR" w:hAnsi="Noto Sans KR"/>
-                <w:sz w:val="28"/>
-                <w:szCs w:val="28"/>
-              </w:rPr>
-              <w:t>)</w:t>
-            </w:r>
           </w:p>
         </w:tc>
       </w:tr>
@@ -3374,11 +2783,44 @@
               <w:spacing w:line="400" w:lineRule="exact"/>
               <w:jc w:val="both"/>
               <w:rPr>
-                <w:rFonts w:ascii="Noto Sans KR" w:eastAsia="Noto Sans KR" w:hAnsi="Noto Sans KR"/>
-                <w:sz w:val="28"/>
-                <w:szCs w:val="28"/>
-              </w:rPr>
-            </w:pPr>
+                <w:rFonts w:ascii="Noto Sans KR" w:eastAsia="Noto Sans KR" w:hAnsi="Noto Sans KR" w:hint="eastAsia"/>
+                <w:sz w:val="28"/>
+                <w:szCs w:val="28"/>
+              </w:rPr>
+            </w:pPr>
+            <w:r>
+              <w:rPr>
+                <w:rFonts w:ascii="Noto Sans KR" w:eastAsia="Noto Sans KR" w:hAnsi="Noto Sans KR" w:hint="eastAsia"/>
+                <w:sz w:val="28"/>
+                <w:szCs w:val="28"/>
+              </w:rPr>
+              <w:t>전체 동기화(</w:t>
+            </w:r>
+            <w:proofErr w:type="spellStart"/>
+            <w:r>
+              <w:rPr>
+                <w:sz w:val="28"/>
+                <w:szCs w:val="28"/>
+              </w:rPr>
+              <w:t>stateChangedVector</w:t>
+            </w:r>
+            <w:proofErr w:type="spellEnd"/>
+            <w:r>
+              <w:rPr>
+                <w:rFonts w:hint="eastAsia"/>
+                <w:sz w:val="28"/>
+                <w:szCs w:val="28"/>
+              </w:rPr>
+              <w:t>에 삽입</w:t>
+            </w:r>
+            <w:r>
+              <w:rPr>
+                <w:rFonts w:ascii="Noto Sans KR" w:eastAsia="Noto Sans KR" w:hAnsi="Noto Sans KR" w:hint="eastAsia"/>
+                <w:sz w:val="28"/>
+                <w:szCs w:val="28"/>
+              </w:rPr>
+              <w:t>)</w:t>
+            </w:r>
           </w:p>
         </w:tc>
       </w:tr>
@@ -3416,11 +2858,60 @@
               <w:spacing w:line="400" w:lineRule="exact"/>
               <w:jc w:val="both"/>
               <w:rPr>
-                <w:rFonts w:ascii="Noto Sans KR" w:eastAsia="Noto Sans KR" w:hAnsi="Noto Sans KR"/>
-                <w:sz w:val="28"/>
-                <w:szCs w:val="28"/>
-              </w:rPr>
-            </w:pPr>
+                <w:rFonts w:ascii="Noto Sans KR" w:eastAsia="Noto Sans KR" w:hAnsi="Noto Sans KR" w:hint="eastAsia"/>
+                <w:sz w:val="28"/>
+                <w:szCs w:val="28"/>
+              </w:rPr>
+            </w:pPr>
+            <w:r>
+              <w:rPr>
+                <w:rFonts w:ascii="Noto Sans KR" w:eastAsia="Noto Sans KR" w:hAnsi="Noto Sans KR" w:hint="eastAsia"/>
+                <w:sz w:val="28"/>
+                <w:szCs w:val="28"/>
+              </w:rPr>
+              <w:t>전체 동기화(</w:t>
+            </w:r>
+            <w:proofErr w:type="spellStart"/>
+            <w:r>
+              <w:rPr>
+                <w:sz w:val="28"/>
+                <w:szCs w:val="28"/>
+              </w:rPr>
+              <w:t>stateChangedVector</w:t>
+            </w:r>
+            <w:proofErr w:type="spellEnd"/>
+            <w:r>
+              <w:rPr>
+                <w:rFonts w:hint="eastAsia"/>
+                <w:sz w:val="28"/>
+                <w:szCs w:val="28"/>
+              </w:rPr>
+              <w:t xml:space="preserve"> </w:t>
+            </w:r>
+            <w:r>
+              <w:rPr>
+                <w:rFonts w:hint="eastAsia"/>
+                <w:sz w:val="28"/>
+                <w:szCs w:val="28"/>
+              </w:rPr>
+              <w:t>송/</w:t>
+            </w:r>
+            <w:r>
+              <w:rPr>
+                <w:rFonts w:hint="eastAsia"/>
+                <w:sz w:val="28"/>
+                <w:szCs w:val="28"/>
+              </w:rPr>
+              <w:t>수신</w:t>
+            </w:r>
+            <w:r>
+              <w:rPr>
+                <w:rFonts w:ascii="Noto Sans KR" w:eastAsia="Noto Sans KR" w:hAnsi="Noto Sans KR" w:hint="eastAsia"/>
+                <w:sz w:val="28"/>
+                <w:szCs w:val="28"/>
+              </w:rPr>
+              <w:t>)</w:t>
+            </w:r>
           </w:p>
         </w:tc>
       </w:tr>
@@ -3554,7 +3045,6 @@
     <w:p>
       <w:pPr>
         <w:rPr>
-          <w:rFonts w:hint="eastAsia"/>
           <w:szCs w:val="22"/>
         </w:rPr>
       </w:pPr>
@@ -4176,6 +3666,7 @@
   <w:style w:type="character" w:default="1" w:styleId="a0">
     <w:name w:val="Default Paragraph Font"/>
     <w:uiPriority w:val="1"/>
+    <w:semiHidden/>
     <w:unhideWhenUsed/>
   </w:style>
   <w:style w:type="table" w:default="1" w:styleId="a1">
